--- a/ISO_DIS_10303-238(Ed_4)Comments_Collated_RESOLVED.docx
+++ b/ISO_DIS_10303-238(Ed_4)Comments_Collated_RESOLVED.docx
@@ -2810,6 +2810,13 @@
                 <w:sz w:val="16"/>
               </w:rPr>
             </w:pPr>
+            <w:r>
+              <w:rPr>
+                <w:b/>
+                <w:sz w:val="16"/>
+              </w:rPr>
+              <w:t xml:space="preserve">RESOLVED (ed): removed trailing spaces from all HREF attribute values in 4.2.14 (23 links in clause4.htm); all links verified against existing anchors.</w:t>
+            </w:r>
           </w:p>
         </w:tc>
       </w:tr>

--- a/ISO_DIS_10303-238(Ed_4)Comments_Collated_RESOLVED.docx
+++ b/ISO_DIS_10303-238(Ed_4)Comments_Collated_RESOLVED.docx
@@ -532,6 +532,13 @@
               <w:spacing w:before="60" w:after="60" w:line="240" w:lineRule="auto"/>
               <w:cnfStyle w:val="000000000000" w:firstRow="0" w:lastRow="0" w:firstColumn="0" w:lastColumn="0" w:oddVBand="0" w:evenVBand="0" w:oddHBand="0" w:evenHBand="0" w:firstRowFirstColumn="0" w:firstRowLastColumn="0" w:lastRowFirstColumn="0" w:lastRowLastColumn="0"/>
             </w:pPr>
+            <w:r>
+              <w:rPr>
+                <w:b/>
+                <w:sz w:val="16"/>
+              </w:rPr>
+              <w:t xml:space="preserve">RESOLVED (ed): hyperlinked 'Annex F' to annexF.htm in Scope NOTE 1 (clause1.htm), matching existing cross-reference convention.</w:t>
+            </w:r>
           </w:p>
         </w:tc>
       </w:tr>
@@ -2434,6 +2441,13 @@
                 <w:sz w:val="16"/>
               </w:rPr>
             </w:pPr>
+            <w:r>
+              <w:rPr>
+                <w:b/>
+                <w:sz w:val="16"/>
+              </w:rPr>
+              <w:t xml:space="preserve">RESOLVED (ed): changed trailing ';' to '.' on final list item in 3.9 (clause3.htm).</w:t>
+            </w:r>
           </w:p>
         </w:tc>
       </w:tr>
@@ -3008,6 +3022,13 @@
                 <w:sz w:val="16"/>
               </w:rPr>
             </w:pPr>
+            <w:r>
+              <w:rPr>
+                <w:b/>
+                <w:sz w:val="16"/>
+              </w:rPr>
+              <w:t xml:space="preserve">RESOLVED (ed): moved period to final list item (Toolpath_list); Operation now ends with ';' in 4.2.7 (clause4.htm).</w:t>
+            </w:r>
           </w:p>
         </w:tc>
       </w:tr>
@@ -6814,6 +6835,13 @@
             <w:pPr>
               <w:cnfStyle w:val="000000100000" w:firstRow="0" w:lastRow="0" w:firstColumn="0" w:lastColumn="0" w:oddVBand="0" w:evenVBand="0" w:oddHBand="1" w:evenHBand="0" w:firstRowFirstColumn="0" w:firstRowLastColumn="0" w:lastRowFirstColumn="0" w:lastRowLastColumn="0"/>
             </w:pPr>
+            <w:r>
+              <w:rPr>
+                <w:b/>
+                <w:sz w:val="16"/>
+              </w:rPr>
+              <w:t xml:space="preserve">RESOLVED (ed): removed premature &lt;/p&gt;; full sentence now in a single paragraph in 4.3.40.3 (clause4.htm).</w:t>
+            </w:r>
           </w:p>
         </w:tc>
       </w:tr>
@@ -6998,6 +7026,13 @@
             <w:pPr>
               <w:cnfStyle w:val="000000000000" w:firstRow="0" w:lastRow="0" w:firstColumn="0" w:lastColumn="0" w:oddVBand="0" w:evenVBand="0" w:oddHBand="0" w:evenHBand="0" w:firstRowFirstColumn="0" w:firstRowLastColumn="0" w:lastRowFirstColumn="0" w:lastRowLastColumn="0"/>
             </w:pPr>
+            <w:r>
+              <w:rPr>
+                <w:b/>
+                <w:sz w:val="16"/>
+              </w:rPr>
+              <w:t xml:space="preserve">RESOLVED (ed): removed the incomplete duplicate opening paragraph for reverse_rows in 4.3.41.2 (clause4.htm).</w:t>
+            </w:r>
           </w:p>
         </w:tc>
       </w:tr>
@@ -14011,6 +14046,13 @@
               <w:spacing w:before="60" w:after="60" w:line="240" w:lineRule="auto"/>
               <w:cnfStyle w:val="000000100000" w:firstRow="0" w:lastRow="0" w:firstColumn="0" w:lastColumn="0" w:oddVBand="0" w:evenVBand="0" w:oddHBand="1" w:evenHBand="0" w:firstRowFirstColumn="0" w:firstRowLastColumn="0" w:lastRowFirstColumn="0" w:lastRowLastColumn="0"/>
             </w:pPr>
+            <w:r>
+              <w:rPr>
+                <w:b/>
+                <w:sz w:val="16"/>
+              </w:rPr>
+              <w:t xml:space="preserve">RESOLVED (ed): changed 'this have' to 'these have' in Annex K.1.5 (annexK.htm).</w:t>
+            </w:r>
           </w:p>
         </w:tc>
       </w:tr>
